--- a/paper/VoltyGuard_SASG26_FullPaper.docx
+++ b/paper/VoltyGuard_SASG26_FullPaper.docx
@@ -3189,6 +3189,7 @@
           </w:tcPr>
           <w:p>
             <w:pPr>
+              <w:keepNext/>
               <w:spacing w:after="0" w:line="240" w:lineRule="auto"/>
             </w:pPr>
             <w:r/>
@@ -3208,6 +3209,7 @@
           </w:tcPr>
           <w:p>
             <w:pPr>
+              <w:keepNext/>
               <w:spacing w:after="0" w:line="240" w:lineRule="auto"/>
             </w:pPr>
             <w:r/>
@@ -3227,6 +3229,7 @@
           </w:tcPr>
           <w:p>
             <w:pPr>
+              <w:keepNext/>
               <w:spacing w:after="0" w:line="240" w:lineRule="auto"/>
             </w:pPr>
             <w:r/>
@@ -3246,6 +3249,7 @@
           </w:tcPr>
           <w:p>
             <w:pPr>
+              <w:keepNext/>
               <w:spacing w:after="0" w:line="240" w:lineRule="auto"/>
             </w:pPr>
             <w:r/>
@@ -3265,6 +3269,7 @@
           </w:tcPr>
           <w:p>
             <w:pPr>
+              <w:keepNext/>
               <w:spacing w:after="0" w:line="240" w:lineRule="auto"/>
             </w:pPr>
             <w:r/>
@@ -3284,6 +3289,7 @@
           </w:tcPr>
           <w:p>
             <w:pPr>
+              <w:keepNext/>
               <w:spacing w:after="0" w:line="240" w:lineRule="auto"/>
             </w:pPr>
             <w:r/>
@@ -3303,6 +3309,7 @@
           </w:tcPr>
           <w:p>
             <w:pPr>
+              <w:keepNext/>
               <w:spacing w:after="0" w:line="240" w:lineRule="auto"/>
             </w:pPr>
             <w:r/>
@@ -3322,6 +3329,7 @@
           </w:tcPr>
           <w:p>
             <w:pPr>
+              <w:keepNext/>
               <w:spacing w:after="0" w:line="240" w:lineRule="auto"/>
             </w:pPr>
             <w:r/>

--- a/paper/VoltyGuard_SASG26_FullPaper.docx
+++ b/paper/VoltyGuard_SASG26_FullPaper.docx
@@ -5930,7 +5930,7 @@
               <w:rPr>
                 <w:sz w:val="17"/>
               </w:rPr>
-              <w:t xml:space="preserve"> and med AI.</w:t>
+              <w:t xml:space="preserve"> and medical AI.</w:t>
             </w:r>
             <w:r>
               <w:rPr>
